--- a/docs/highlights.docx
+++ b/docs/highlights.docx
@@ -1,17 +1,16 @@
 
 <file path=word/document.xml><?xml version="1.0" encoding="utf-8"?>
-<w:document xmlns:o="urn:schemas-microsoft-com:office:office" xmlns:r="http://schemas.openxmlformats.org/officeDocument/2006/relationships" xmlns:v="urn:schemas-microsoft-com:vml" xmlns:w="http://schemas.openxmlformats.org/wordprocessingml/2006/main" xmlns:w10="urn:schemas-microsoft-com:office:word" xmlns:wp="http://schemas.openxmlformats.org/drawingml/2006/wordprocessingDrawing" xmlns:wps="http://schemas.microsoft.com/office/word/2010/wordprocessingShape" xmlns:wpg="http://schemas.microsoft.com/office/word/2010/wordprocessingGroup" xmlns:mc="http://schemas.openxmlformats.org/markup-compatibility/2006" xmlns:wp14="http://schemas.microsoft.com/office/word/2010/wordprocessingDrawing" xmlns:w14="http://schemas.microsoft.com/office/word/2010/wordml" mc:Ignorable="w14 wp14">
+<w:document xmlns:o="urn:schemas-microsoft-com:office:office" xmlns:r="http://schemas.openxmlformats.org/officeDocument/2006/relationships" xmlns:v="urn:schemas-microsoft-com:vml" xmlns:w="http://schemas.openxmlformats.org/wordprocessingml/2006/main" xmlns:w10="urn:schemas-microsoft-com:office:word" xmlns:wp="http://schemas.openxmlformats.org/drawingml/2006/wordprocessingDrawing" xmlns:pic="http://schemas.openxmlformats.org/drawingml/2006/picture" xmlns:wps="http://schemas.microsoft.com/office/word/2010/wordprocessingShape" xmlns:wpg="http://schemas.microsoft.com/office/word/2010/wordprocessingGroup" xmlns:mc="http://schemas.openxmlformats.org/markup-compatibility/2006" xmlns:wp14="http://schemas.microsoft.com/office/word/2010/wordprocessingDrawing" xmlns:w14="http://schemas.microsoft.com/office/word/2010/wordml" xmlns:w15="http://schemas.microsoft.com/office/word/2012/wordml" mc:Ignorable="w14 wp14 w15">
   <w:body>
     <w:p>
       <w:pPr>
-        <w:pStyle w:val="Corpodotexto"/>
+        <w:pStyle w:val="BodyText"/>
         <w:bidi w:val="0"/>
         <w:spacing w:lineRule="auto" w:line="240"/>
         <w:jc w:val="start"/>
         <w:rPr>
           <w:rFonts w:ascii="Times New Roman" w:hAnsi="Times New Roman"/>
           <w:b/>
-          <w:b/>
           <w:bCs/>
           <w:sz w:val="24"/>
           <w:szCs w:val="24"/>
@@ -30,27 +29,26 @@
     </w:p>
     <w:p>
       <w:pPr>
-        <w:pStyle w:val="Corpodotexto"/>
+        <w:pStyle w:val="BodyText"/>
         <w:bidi w:val="0"/>
         <w:spacing w:lineRule="auto" w:line="240"/>
         <w:jc w:val="start"/>
         <w:rPr>
           <w:rFonts w:ascii="Times New Roman" w:hAnsi="Times New Roman"/>
           <w:b/>
+          <w:bCs/>
+          <w:sz w:val="24"/>
+          <w:szCs w:val="24"/>
+        </w:rPr>
+      </w:pPr>
+      <w:r>
+        <w:rPr>
+          <w:rFonts w:ascii="Times New Roman" w:hAnsi="Times New Roman"/>
           <w:b/>
           <w:bCs/>
           <w:sz w:val="24"/>
           <w:szCs w:val="24"/>
         </w:rPr>
-      </w:pPr>
-      <w:r>
-        <w:rPr>
-          <w:rFonts w:ascii="Times New Roman" w:hAnsi="Times New Roman"/>
-          <w:b/>
-          <w:bCs/>
-          <w:sz w:val="24"/>
-          <w:szCs w:val="24"/>
-        </w:rPr>
         <w:t>Parallel Branch-and-Bound for Exact Pump Scheduling with Constant-Time Hydraulic Backtracking</w:t>
         <w:br/>
       </w:r>
@@ -62,7 +60,7 @@
           <w:sz w:val="24"/>
           <w:szCs w:val="24"/>
         </w:rPr>
-        <w:t xml:space="preserve">Michael Ferreira de Souza, Jéssica Gomes Melo da Rocha, </w:t>
+        <w:t xml:space="preserve">Jéssica Gomes Melo da Rocha, Albert Einstein Fernandes Muritiba, Ascânio Dias Araújo, Carlile Lavor </w:t>
       </w:r>
       <w:r>
         <w:rPr>
@@ -72,7 +70,7 @@
           <w:sz w:val="24"/>
           <w:szCs w:val="24"/>
         </w:rPr>
-        <w:t xml:space="preserve">Albert </w:t>
+        <w:t xml:space="preserve">and </w:t>
       </w:r>
       <w:r>
         <w:rPr>
@@ -82,12 +80,12 @@
           <w:sz w:val="24"/>
           <w:szCs w:val="24"/>
         </w:rPr>
-        <w:t>Einstein Fernandes Muritiba, Ascânio Dias Araújo, Carlile Campos Lavor</w:t>
+        <w:t>Michael Souza</w:t>
       </w:r>
     </w:p>
     <w:p>
       <w:pPr>
-        <w:pStyle w:val="Corpodotexto"/>
+        <w:pStyle w:val="BodyText"/>
         <w:bidi w:val="0"/>
         <w:spacing w:lineRule="auto" w:line="240"/>
         <w:jc w:val="start"/>
@@ -111,15 +109,15 @@
           <w:sz w:val="24"/>
           <w:szCs w:val="24"/>
         </w:rPr>
-        <w:t>Parallel exact optimization for pump scheduling in WDNs</w:t>
+        <w:t>Exact parallel branch-and-bound makes 24-hour pump scheduling practical</w:t>
         <w:br/>
-        <w:t>• Low-overhead hydraulic backtracking via state snapshots</w:t>
+        <w:t>• Snapshot restoration cuts hydraulic backtracking overhead by 10.1x</w:t>
         <w:br/>
-        <w:t>• Cooperative pruning accelerates convergence to global optimality</w:t>
+        <w:t>• Distributed search achieves 29-115x speedups over sequential exact search</w:t>
         <w:br/>
-        <w:t>• Deterministic load balancing enables scalable parallel search</w:t>
+        <w:t>• Exact solutions improve prior benchmark costs by up to 3.7%</w:t>
         <w:br/>
-        <w:t>• New best-known benchmark solutions with optimality guarantees</w:t>
+        <w:t>• Global bound sharing strengthens pruning while preserving optimality</w:t>
       </w:r>
     </w:p>
     <w:p>
@@ -148,6 +146,7 @@
       <w:pgNumType w:fmt="decimal"/>
       <w:formProt w:val="false"/>
       <w:textDirection w:val="lrTb"/>
+      <w:docGrid w:type="default" w:linePitch="100" w:charSpace="0"/>
     </w:sectPr>
   </w:body>
 </w:document>
@@ -167,7 +166,6 @@
     </w:rPrDefault>
     <w:pPrDefault>
       <w:pPr>
-        <w:widowControl/>
         <w:suppressAutoHyphens w:val="true"/>
       </w:pPr>
     </w:pPrDefault>
@@ -177,7 +175,10 @@
     <w:qFormat/>
     <w:pPr>
       <w:widowControl/>
+      <w:suppressAutoHyphens w:val="true"/>
       <w:bidi w:val="0"/>
+      <w:spacing w:before="0" w:after="0"/>
+      <w:jc w:val="start"/>
     </w:pPr>
     <w:rPr>
       <w:rFonts w:ascii="Liberation Serif" w:hAnsi="Liberation Serif" w:eastAsia="NSimSun" w:cs="Lucida Sans"/>
@@ -188,10 +189,10 @@
       <w:lang w:val="pt-BR" w:eastAsia="zh-CN" w:bidi="hi-IN"/>
     </w:rPr>
   </w:style>
-  <w:style w:type="paragraph" w:styleId="Ttulo1">
-    <w:name w:val="Heading 1"/>
+  <w:style w:type="paragraph" w:styleId="Heading1">
+    <w:name w:val="heading 1"/>
     <w:basedOn w:val="Ttulo"/>
-    <w:next w:val="Corpodotexto"/>
+    <w:next w:val="BodyText"/>
     <w:qFormat/>
     <w:pPr>
       <w:spacing w:before="240" w:after="120"/>
@@ -205,8 +206,8 @@
       <w:szCs w:val="48"/>
     </w:rPr>
   </w:style>
-  <w:style w:type="character" w:styleId="Nfaseforte">
-    <w:name w:val="Ênfase forte"/>
+  <w:style w:type="character" w:styleId="Strong">
+    <w:name w:val="Strong"/>
     <w:qFormat/>
     <w:rPr>
       <w:b/>
@@ -223,7 +224,7 @@
   <w:style w:type="paragraph" w:styleId="Ttulo">
     <w:name w:val="Título"/>
     <w:basedOn w:val="Normal"/>
-    <w:next w:val="Corpodotexto"/>
+    <w:next w:val="BodyText"/>
     <w:qFormat/>
     <w:pPr>
       <w:keepNext w:val="true"/>
@@ -235,7 +236,7 @@
       <w:szCs w:val="28"/>
     </w:rPr>
   </w:style>
-  <w:style w:type="paragraph" w:styleId="Corpodotexto">
+  <w:style w:type="paragraph" w:styleId="BodyText">
     <w:name w:val="Body Text"/>
     <w:basedOn w:val="Normal"/>
     <w:pPr>
@@ -243,16 +244,16 @@
     </w:pPr>
     <w:rPr/>
   </w:style>
-  <w:style w:type="paragraph" w:styleId="Lista">
+  <w:style w:type="paragraph" w:styleId="List">
     <w:name w:val="List"/>
-    <w:basedOn w:val="Corpodotexto"/>
+    <w:basedOn w:val="BodyText"/>
     <w:pPr/>
     <w:rPr>
       <w:rFonts w:cs="Lucida Sans"/>
     </w:rPr>
   </w:style>
-  <w:style w:type="paragraph" w:styleId="Legenda">
-    <w:name w:val="Caption"/>
+  <w:style w:type="paragraph" w:styleId="Caption">
+    <w:name w:val="caption"/>
     <w:basedOn w:val="Normal"/>
     <w:qFormat/>
     <w:pPr>
@@ -267,7 +268,7 @@
       <w:szCs w:val="24"/>
     </w:rPr>
   </w:style>
-  <w:style w:type="paragraph" w:styleId="Ndice">
+  <w:style w:type="paragraph" w:styleId="ndice">
     <w:name w:val="Índice"/>
     <w:basedOn w:val="Normal"/>
     <w:qFormat/>
@@ -279,5 +280,137 @@
       <w:lang w:val="zxx" w:eastAsia="zxx" w:bidi="zxx"/>
     </w:rPr>
   </w:style>
+  <w:style w:type="paragraph" w:styleId="Ttulouser">
+    <w:name w:val="Título (user)"/>
+    <w:basedOn w:val="Normal"/>
+    <w:next w:val="BodyText"/>
+    <w:qFormat/>
+    <w:pPr>
+      <w:keepNext w:val="true"/>
+      <w:spacing w:before="240" w:after="120"/>
+    </w:pPr>
+    <w:rPr>
+      <w:rFonts w:ascii="Liberation Sans" w:hAnsi="Liberation Sans" w:eastAsia="Microsoft YaHei" w:cs="Arial Unicode MS"/>
+      <w:sz w:val="28"/>
+      <w:szCs w:val="28"/>
+    </w:rPr>
+  </w:style>
+  <w:style w:type="paragraph" w:styleId="ndiceuser">
+    <w:name w:val="Índice (user)"/>
+    <w:basedOn w:val="Normal"/>
+    <w:qFormat/>
+    <w:pPr>
+      <w:suppressLineNumbers/>
+    </w:pPr>
+    <w:rPr>
+      <w:rFonts w:cs="Arial Unicode MS"/>
+    </w:rPr>
+  </w:style>
 </w:styles>
+</file>
+
+<file path=word/theme/theme1.xml><?xml version="1.0" encoding="utf-8"?>
+<a:theme xmlns:a="http://schemas.openxmlformats.org/drawingml/2006/main" xmlns:r="http://schemas.openxmlformats.org/officeDocument/2006/relationships" name="Office">
+  <a:themeElements>
+    <a:clrScheme name="LibreOffice">
+      <a:dk1>
+        <a:srgbClr val="000000"/>
+      </a:dk1>
+      <a:lt1>
+        <a:srgbClr val="ffffff"/>
+      </a:lt1>
+      <a:dk2>
+        <a:srgbClr val="000000"/>
+      </a:dk2>
+      <a:lt2>
+        <a:srgbClr val="ffffff"/>
+      </a:lt2>
+      <a:accent1>
+        <a:srgbClr val="18a303"/>
+      </a:accent1>
+      <a:accent2>
+        <a:srgbClr val="0369a3"/>
+      </a:accent2>
+      <a:accent3>
+        <a:srgbClr val="a33e03"/>
+      </a:accent3>
+      <a:accent4>
+        <a:srgbClr val="8e03a3"/>
+      </a:accent4>
+      <a:accent5>
+        <a:srgbClr val="c99c00"/>
+      </a:accent5>
+      <a:accent6>
+        <a:srgbClr val="c9211e"/>
+      </a:accent6>
+      <a:hlink>
+        <a:srgbClr val="0000ee"/>
+      </a:hlink>
+      <a:folHlink>
+        <a:srgbClr val="551a8b"/>
+      </a:folHlink>
+    </a:clrScheme>
+    <a:fontScheme name="Office">
+      <a:majorFont>
+        <a:latin typeface="Arial" pitchFamily="0" charset="1"/>
+        <a:ea typeface="DejaVu Sans" pitchFamily="0" charset="1"/>
+        <a:cs typeface="DejaVu Sans" pitchFamily="0" charset="1"/>
+      </a:majorFont>
+      <a:minorFont>
+        <a:latin typeface="Arial" pitchFamily="0" charset="1"/>
+        <a:ea typeface="DejaVu Sans" pitchFamily="0" charset="1"/>
+        <a:cs typeface="DejaVu Sans" pitchFamily="0" charset="1"/>
+      </a:minorFont>
+    </a:fontScheme>
+    <a:fmtScheme>
+      <a:fillStyleLst>
+        <a:solidFill>
+          <a:schemeClr val="phClr"/>
+        </a:solidFill>
+        <a:solidFill>
+          <a:schemeClr val="phClr"/>
+        </a:solidFill>
+        <a:solidFill>
+          <a:schemeClr val="phClr"/>
+        </a:solidFill>
+      </a:fillStyleLst>
+      <a:lnStyleLst>
+        <a:ln w="6350" cap="flat" cmpd="sng" algn="ctr">
+          <a:prstDash val="solid"/>
+          <a:miter/>
+        </a:ln>
+        <a:ln w="6350" cap="flat" cmpd="sng" algn="ctr">
+          <a:prstDash val="solid"/>
+          <a:miter/>
+        </a:ln>
+        <a:ln w="6350" cap="flat" cmpd="sng" algn="ctr">
+          <a:prstDash val="solid"/>
+          <a:miter/>
+        </a:ln>
+      </a:lnStyleLst>
+      <a:effectStyleLst>
+        <a:effectStyle>
+          <a:effectLst/>
+        </a:effectStyle>
+        <a:effectStyle>
+          <a:effectLst/>
+        </a:effectStyle>
+        <a:effectStyle>
+          <a:effectLst/>
+        </a:effectStyle>
+      </a:effectStyleLst>
+      <a:bgFillStyleLst>
+        <a:solidFill>
+          <a:schemeClr val="phClr"/>
+        </a:solidFill>
+        <a:solidFill>
+          <a:schemeClr val="phClr"/>
+        </a:solidFill>
+        <a:solidFill>
+          <a:schemeClr val="phClr"/>
+        </a:solidFill>
+      </a:bgFillStyleLst>
+    </a:fmtScheme>
+  </a:themeElements>
+</a:theme>
 </file>